--- a/Name list.docx
+++ b/Name list.docx
@@ -15,6 +15,9 @@
         <w:spacing w:after="0"/>
       </w:pPr>
       <w:r>
+        <w:t>“</w:t>
+      </w:r>
+      <w:r>
         <w:t xml:space="preserve">Adriana </w:t>
       </w:r>
       <w:proofErr w:type="spellStart"/>
@@ -30,11 +33,19 @@
         <w:t>Kaidbey</w:t>
       </w:r>
       <w:proofErr w:type="spellEnd"/>
-    </w:p>
-    <w:p>
-      <w:pPr>
-        <w:spacing w:after="0"/>
-      </w:pPr>
+      <w:proofErr w:type="gramStart"/>
+      <w:r>
+        <w:t>” ,</w:t>
+      </w:r>
+      <w:proofErr w:type="gramEnd"/>
+    </w:p>
+    <w:p>
+      <w:pPr>
+        <w:spacing w:after="0"/>
+      </w:pPr>
+      <w:r>
+        <w:t>“</w:t>
+      </w:r>
       <w:r>
         <w:t xml:space="preserve">Ahmad </w:t>
       </w:r>
@@ -51,11 +62,19 @@
         <w:t>Meaini</w:t>
       </w:r>
       <w:proofErr w:type="spellEnd"/>
-    </w:p>
-    <w:p>
-      <w:pPr>
-        <w:spacing w:after="0"/>
-      </w:pPr>
+      <w:proofErr w:type="gramStart"/>
+      <w:r>
+        <w:t>” ,</w:t>
+      </w:r>
+      <w:proofErr w:type="gramEnd"/>
+    </w:p>
+    <w:p>
+      <w:pPr>
+        <w:spacing w:after="0"/>
+      </w:pPr>
+      <w:r>
+        <w:t>“</w:t>
+      </w:r>
       <w:r>
         <w:t xml:space="preserve">Ali Hani </w:t>
       </w:r>
@@ -72,11 +91,19 @@
         <w:t>Hamadeh</w:t>
       </w:r>
       <w:proofErr w:type="spellEnd"/>
-    </w:p>
-    <w:p>
-      <w:pPr>
-        <w:spacing w:after="0"/>
-      </w:pPr>
+      <w:proofErr w:type="gramStart"/>
+      <w:r>
+        <w:t>” ,</w:t>
+      </w:r>
+      <w:proofErr w:type="gramEnd"/>
+    </w:p>
+    <w:p>
+      <w:pPr>
+        <w:spacing w:after="0"/>
+      </w:pPr>
+      <w:r>
+        <w:t>“</w:t>
+      </w:r>
       <w:r>
         <w:t xml:space="preserve">Ali </w:t>
       </w:r>
@@ -88,11 +115,19 @@
       <w:r>
         <w:t xml:space="preserve"> Jabber</w:t>
       </w:r>
-    </w:p>
-    <w:p>
-      <w:pPr>
-        <w:spacing w:after="0"/>
-      </w:pPr>
+      <w:proofErr w:type="gramStart"/>
+      <w:r>
+        <w:t>” ,</w:t>
+      </w:r>
+      <w:proofErr w:type="gramEnd"/>
+    </w:p>
+    <w:p>
+      <w:pPr>
+        <w:spacing w:after="0"/>
+      </w:pPr>
+      <w:r>
+        <w:t>“</w:t>
+      </w:r>
       <w:r>
         <w:t xml:space="preserve">Elsa </w:t>
       </w:r>
@@ -109,11 +144,19 @@
         <w:t>Awada</w:t>
       </w:r>
       <w:proofErr w:type="spellEnd"/>
-    </w:p>
-    <w:p>
-      <w:pPr>
-        <w:spacing w:after="0"/>
-      </w:pPr>
+      <w:proofErr w:type="gramStart"/>
+      <w:r>
+        <w:t>” ,</w:t>
+      </w:r>
+      <w:proofErr w:type="gramEnd"/>
+    </w:p>
+    <w:p>
+      <w:pPr>
+        <w:spacing w:after="0"/>
+      </w:pPr>
+      <w:r>
+        <w:t>“</w:t>
+      </w:r>
       <w:r>
         <w:t xml:space="preserve">Jihad </w:t>
       </w:r>
@@ -130,11 +173,19 @@
         <w:t>Reslan</w:t>
       </w:r>
       <w:proofErr w:type="spellEnd"/>
-    </w:p>
-    <w:p>
-      <w:pPr>
-        <w:spacing w:after="0"/>
-      </w:pPr>
+      <w:proofErr w:type="gramStart"/>
+      <w:r>
+        <w:t>” ,</w:t>
+      </w:r>
+      <w:proofErr w:type="gramEnd"/>
+    </w:p>
+    <w:p>
+      <w:pPr>
+        <w:spacing w:after="0"/>
+      </w:pPr>
+      <w:r>
+        <w:t>“</w:t>
+      </w:r>
       <w:r>
         <w:t xml:space="preserve">Khalil </w:t>
       </w:r>
@@ -151,11 +202,19 @@
         <w:t>Ghandour</w:t>
       </w:r>
       <w:proofErr w:type="spellEnd"/>
-    </w:p>
-    <w:p>
-      <w:pPr>
-        <w:spacing w:after="0"/>
-      </w:pPr>
+      <w:proofErr w:type="gramStart"/>
+      <w:r>
+        <w:t>” ,</w:t>
+      </w:r>
+      <w:proofErr w:type="gramEnd"/>
+    </w:p>
+    <w:p>
+      <w:pPr>
+        <w:spacing w:after="0"/>
+      </w:pPr>
+      <w:r>
+        <w:t>“</w:t>
+      </w:r>
       <w:r>
         <w:t xml:space="preserve">Line Hasan </w:t>
       </w:r>
@@ -164,28 +223,53 @@
         <w:t>Reslan</w:t>
       </w:r>
       <w:proofErr w:type="spellEnd"/>
-    </w:p>
-    <w:p>
-      <w:pPr>
-        <w:spacing w:after="0"/>
-        <w:rPr>
-          <w:lang w:val="fr-FR"/>
-        </w:rPr>
-      </w:pPr>
+      <w:proofErr w:type="gramStart"/>
+      <w:r>
+        <w:t>” ,</w:t>
+      </w:r>
+      <w:proofErr w:type="gramEnd"/>
+    </w:p>
+    <w:p>
+      <w:pPr>
+        <w:spacing w:after="0"/>
+        <w:rPr>
+          <w:lang w:val="fr-FR"/>
+        </w:rPr>
+      </w:pPr>
+      <w:r>
+        <w:rPr>
+          <w:lang w:val="fr-FR"/>
+        </w:rPr>
+        <w:t>“</w:t>
+      </w:r>
       <w:r>
         <w:rPr>
           <w:lang w:val="fr-FR"/>
         </w:rPr>
         <w:t>Lynn Mahmoud Nasser</w:t>
       </w:r>
-    </w:p>
-    <w:p>
-      <w:pPr>
-        <w:spacing w:after="0"/>
-        <w:rPr>
-          <w:lang w:val="fr-FR"/>
-        </w:rPr>
-      </w:pPr>
+      <w:proofErr w:type="gramStart"/>
+      <w:r>
+        <w:rPr>
+          <w:lang w:val="fr-FR"/>
+        </w:rPr>
+        <w:t>” ,</w:t>
+      </w:r>
+      <w:proofErr w:type="gramEnd"/>
+    </w:p>
+    <w:p>
+      <w:pPr>
+        <w:spacing w:after="0"/>
+        <w:rPr>
+          <w:lang w:val="fr-FR"/>
+        </w:rPr>
+      </w:pPr>
+      <w:r>
+        <w:rPr>
+          <w:lang w:val="fr-FR"/>
+        </w:rPr>
+        <w:t>“</w:t>
+      </w:r>
       <w:proofErr w:type="spellStart"/>
       <w:r>
         <w:rPr>
@@ -208,11 +292,28 @@
         <w:t>Ghabriss</w:t>
       </w:r>
       <w:proofErr w:type="spellEnd"/>
-    </w:p>
-    <w:p>
-      <w:pPr>
-        <w:spacing w:after="0"/>
-      </w:pPr>
+      <w:proofErr w:type="gramStart"/>
+      <w:r>
+        <w:rPr>
+          <w:lang w:val="fr-FR"/>
+        </w:rPr>
+        <w:t>”</w:t>
+      </w:r>
+      <w:r>
+        <w:rPr>
+          <w:lang w:val="fr-FR"/>
+        </w:rPr>
+        <w:t xml:space="preserve"> ,</w:t>
+      </w:r>
+      <w:proofErr w:type="gramEnd"/>
+    </w:p>
+    <w:p>
+      <w:pPr>
+        <w:spacing w:after="0"/>
+      </w:pPr>
+      <w:r>
+        <w:t>“</w:t>
+      </w:r>
       <w:proofErr w:type="spellStart"/>
       <w:r>
         <w:t>Manessa</w:t>
@@ -234,35 +335,223 @@
         <w:t>Berro</w:t>
       </w:r>
       <w:proofErr w:type="spellEnd"/>
+      <w:proofErr w:type="gramStart"/>
+      <w:r>
+        <w:t>” ,</w:t>
+      </w:r>
+      <w:proofErr w:type="gramEnd"/>
+    </w:p>
+    <w:p>
+      <w:pPr>
+        <w:spacing w:after="0"/>
+      </w:pPr>
+      <w:r>
+        <w:t>“</w:t>
+      </w:r>
+      <w:r>
+        <w:t xml:space="preserve">Mariam Ali </w:t>
+      </w:r>
+      <w:proofErr w:type="spellStart"/>
+      <w:r>
+        <w:t>Majed</w:t>
+      </w:r>
+      <w:proofErr w:type="spellEnd"/>
+      <w:proofErr w:type="gramStart"/>
+      <w:r>
+        <w:t>” ,</w:t>
+      </w:r>
+      <w:proofErr w:type="gramEnd"/>
+    </w:p>
+    <w:p>
+      <w:pPr>
+        <w:spacing w:after="0"/>
+      </w:pPr>
+      <w:r>
+        <w:t>“</w:t>
+      </w:r>
+      <w:r>
+        <w:t xml:space="preserve">Mira </w:t>
+      </w:r>
+      <w:proofErr w:type="spellStart"/>
+      <w:r>
+        <w:t>Kassem</w:t>
+      </w:r>
+      <w:proofErr w:type="spellEnd"/>
       <w:r>
         <w:t xml:space="preserve"> </w:t>
+      </w:r>
+      <w:proofErr w:type="spellStart"/>
+      <w:r>
+        <w:t>Saad</w:t>
+      </w:r>
+      <w:proofErr w:type="spellEnd"/>
+      <w:proofErr w:type="gramStart"/>
+      <w:r>
+        <w:t>” ,</w:t>
+      </w:r>
+      <w:proofErr w:type="gramEnd"/>
+    </w:p>
+    <w:p>
+      <w:pPr>
+        <w:spacing w:after="0"/>
+      </w:pPr>
+      <w:r>
+        <w:t>“</w:t>
+      </w:r>
+      <w:r>
+        <w:t xml:space="preserve">Mona </w:t>
+      </w:r>
+      <w:proofErr w:type="spellStart"/>
+      <w:r>
+        <w:t>Darwish</w:t>
+      </w:r>
+      <w:proofErr w:type="spellEnd"/>
+      <w:r>
+        <w:t xml:space="preserve"> </w:t>
+      </w:r>
+      <w:proofErr w:type="spellStart"/>
+      <w:r>
+        <w:t>Serhal</w:t>
+      </w:r>
+      <w:proofErr w:type="spellEnd"/>
+      <w:proofErr w:type="gramStart"/>
+      <w:r>
+        <w:t>” ,</w:t>
+      </w:r>
+      <w:proofErr w:type="gramEnd"/>
+    </w:p>
+    <w:p>
+      <w:pPr>
+        <w:spacing w:after="0"/>
+      </w:pPr>
+      <w:r>
+        <w:rPr>
+          <w:lang w:val="fr-FR"/>
+        </w:rPr>
+        <w:t>“</w:t>
+      </w:r>
+      <w:proofErr w:type="spellStart"/>
+      <w:r>
+        <w:t>Noura</w:t>
+      </w:r>
+      <w:proofErr w:type="spellEnd"/>
+      <w:r>
+        <w:t xml:space="preserve"> Nabil </w:t>
+      </w:r>
+      <w:proofErr w:type="spellStart"/>
+      <w:r>
+        <w:t>Assi</w:t>
+      </w:r>
+      <w:proofErr w:type="spellEnd"/>
+      <w:proofErr w:type="gramStart"/>
+      <w:r>
+        <w:t>” ,</w:t>
+      </w:r>
+      <w:proofErr w:type="gramEnd"/>
+    </w:p>
+    <w:p>
+      <w:pPr>
+        <w:spacing w:after="0"/>
+      </w:pPr>
+      <w:r>
+        <w:rPr>
+          <w:lang w:val="fr-FR"/>
+        </w:rPr>
+        <w:t>“</w:t>
+      </w:r>
+      <w:r>
+        <w:t xml:space="preserve">Reina Hasan Al </w:t>
+      </w:r>
+      <w:proofErr w:type="spellStart"/>
+      <w:r>
+        <w:t>Chaar</w:t>
+      </w:r>
+      <w:proofErr w:type="spellEnd"/>
+      <w:proofErr w:type="gramStart"/>
+      <w:r>
+        <w:t>” ,</w:t>
+      </w:r>
+      <w:proofErr w:type="gramEnd"/>
+    </w:p>
+    <w:p>
+      <w:pPr>
+        <w:spacing w:after="0"/>
+      </w:pPr>
+      <w:r>
+        <w:rPr>
+          <w:lang w:val="fr-FR"/>
+        </w:rPr>
+        <w:t>“</w:t>
+      </w:r>
+      <w:proofErr w:type="spellStart"/>
+      <w:r>
+        <w:t>Syla</w:t>
+      </w:r>
+      <w:proofErr w:type="spellEnd"/>
+      <w:r>
+        <w:t xml:space="preserve"> </w:t>
+      </w:r>
+      <w:proofErr w:type="spellStart"/>
+      <w:r>
+        <w:t>Rabih</w:t>
+      </w:r>
+      <w:proofErr w:type="spellEnd"/>
+      <w:r>
+        <w:t xml:space="preserve"> </w:t>
+      </w:r>
+      <w:proofErr w:type="spellStart"/>
+      <w:r>
+        <w:t>Halabi</w:t>
+      </w:r>
+      <w:proofErr w:type="spellEnd"/>
+      <w:proofErr w:type="gramStart"/>
+      <w:r>
+        <w:t>” ,</w:t>
+      </w:r>
+      <w:proofErr w:type="gramEnd"/>
+    </w:p>
+    <w:p>
+      <w:pPr>
+        <w:spacing w:after="0"/>
+      </w:pPr>
+      <w:r>
+        <w:rPr>
+          <w:lang w:val="fr-FR"/>
+        </w:rPr>
+        <w:t>“</w:t>
+      </w:r>
+      <w:r>
+        <w:t xml:space="preserve">Talia Mohammad </w:t>
+      </w:r>
+      <w:proofErr w:type="spellStart"/>
+      <w:r>
+        <w:t>Hammoud</w:t>
+      </w:r>
+      <w:proofErr w:type="spellEnd"/>
+      <w:proofErr w:type="gramStart"/>
+      <w:r>
+        <w:t>” ,</w:t>
+      </w:r>
+      <w:proofErr w:type="gramEnd"/>
+    </w:p>
+    <w:p>
+      <w:pPr>
+        <w:spacing w:after="0"/>
+      </w:pPr>
+      <w:r>
+        <w:rPr>
+          <w:lang w:val="fr-FR"/>
+        </w:rPr>
+        <w:t>“</w:t>
       </w:r>
       <w:bookmarkStart w:id="0" w:name="_GoBack"/>
       <w:bookmarkEnd w:id="0"/>
-    </w:p>
-    <w:p>
-      <w:pPr>
-        <w:spacing w:after="0"/>
-      </w:pPr>
-      <w:r>
-        <w:t xml:space="preserve">Mariam Ali </w:t>
-      </w:r>
-      <w:proofErr w:type="spellStart"/>
-      <w:r>
-        <w:t>Majed</w:t>
-      </w:r>
-      <w:proofErr w:type="spellEnd"/>
-    </w:p>
-    <w:p>
-      <w:pPr>
-        <w:spacing w:after="0"/>
-      </w:pPr>
-      <w:r>
-        <w:t xml:space="preserve">Mira </w:t>
-      </w:r>
-      <w:proofErr w:type="spellStart"/>
-      <w:r>
-        <w:t>Kassem</w:t>
+      <w:r>
+        <w:t xml:space="preserve">Youssef </w:t>
+      </w:r>
+      <w:proofErr w:type="spellStart"/>
+      <w:r>
+        <w:t>Wissam</w:t>
       </w:r>
       <w:proofErr w:type="spellEnd"/>
       <w:r>
@@ -270,20 +559,7 @@
       </w:r>
       <w:proofErr w:type="spellStart"/>
       <w:r>
-        <w:t>Saad</w:t>
-      </w:r>
-      <w:proofErr w:type="spellEnd"/>
-    </w:p>
-    <w:p>
-      <w:pPr>
-        <w:spacing w:after="0"/>
-      </w:pPr>
-      <w:r>
-        <w:t xml:space="preserve">Mona </w:t>
-      </w:r>
-      <w:proofErr w:type="spellStart"/>
-      <w:r>
-        <w:t>Darwish</w:t>
+        <w:t>Houry</w:t>
       </w:r>
       <w:proofErr w:type="spellEnd"/>
       <w:r>
@@ -291,108 +567,14 @@
       </w:r>
       <w:proofErr w:type="spellStart"/>
       <w:r>
-        <w:t>Serhal</w:t>
-      </w:r>
-      <w:proofErr w:type="spellEnd"/>
-    </w:p>
-    <w:p>
-      <w:pPr>
-        <w:spacing w:after="0"/>
-      </w:pPr>
-      <w:proofErr w:type="spellStart"/>
-      <w:r>
-        <w:t>Noura</w:t>
-      </w:r>
-      <w:proofErr w:type="spellEnd"/>
-      <w:r>
-        <w:t xml:space="preserve"> Nabil </w:t>
-      </w:r>
-      <w:proofErr w:type="spellStart"/>
-      <w:r>
-        <w:t>Assi</w:t>
-      </w:r>
-      <w:proofErr w:type="spellEnd"/>
-    </w:p>
-    <w:p>
-      <w:pPr>
-        <w:spacing w:after="0"/>
-      </w:pPr>
-      <w:r>
-        <w:t xml:space="preserve">Reina Hasan Al </w:t>
-      </w:r>
-      <w:proofErr w:type="spellStart"/>
-      <w:r>
-        <w:t>Chaar</w:t>
-      </w:r>
-      <w:proofErr w:type="spellEnd"/>
-    </w:p>
-    <w:p>
-      <w:pPr>
-        <w:spacing w:after="0"/>
-      </w:pPr>
-      <w:proofErr w:type="spellStart"/>
-      <w:r>
-        <w:t>Syla</w:t>
-      </w:r>
-      <w:proofErr w:type="spellEnd"/>
-      <w:r>
-        <w:t xml:space="preserve"> </w:t>
-      </w:r>
-      <w:proofErr w:type="spellStart"/>
-      <w:r>
-        <w:t>Rabih</w:t>
-      </w:r>
-      <w:proofErr w:type="spellEnd"/>
-      <w:r>
-        <w:t xml:space="preserve"> </w:t>
-      </w:r>
-      <w:proofErr w:type="spellStart"/>
-      <w:r>
-        <w:t>Halabi</w:t>
-      </w:r>
-      <w:proofErr w:type="spellEnd"/>
-    </w:p>
-    <w:p>
-      <w:pPr>
-        <w:spacing w:after="0"/>
-      </w:pPr>
-      <w:r>
-        <w:t xml:space="preserve">Talia Mohammad </w:t>
-      </w:r>
-      <w:proofErr w:type="spellStart"/>
-      <w:r>
-        <w:t>Hammoud</w:t>
-      </w:r>
-      <w:proofErr w:type="spellEnd"/>
-    </w:p>
-    <w:p>
-      <w:pPr>
-        <w:spacing w:after="0"/>
-      </w:pPr>
-      <w:r>
-        <w:t xml:space="preserve">Youssef </w:t>
-      </w:r>
-      <w:proofErr w:type="spellStart"/>
-      <w:r>
-        <w:t>Wissam</w:t>
-      </w:r>
-      <w:proofErr w:type="spellEnd"/>
-      <w:r>
-        <w:t xml:space="preserve"> </w:t>
-      </w:r>
-      <w:proofErr w:type="spellStart"/>
-      <w:r>
-        <w:t>Houry</w:t>
-      </w:r>
-      <w:proofErr w:type="spellEnd"/>
-      <w:r>
-        <w:t xml:space="preserve"> </w:t>
-      </w:r>
-      <w:proofErr w:type="spellStart"/>
-      <w:r>
         <w:t>Homsi</w:t>
       </w:r>
       <w:proofErr w:type="spellEnd"/>
+      <w:proofErr w:type="gramStart"/>
+      <w:r>
+        <w:t>” ,</w:t>
+      </w:r>
+      <w:proofErr w:type="gramEnd"/>
     </w:p>
     <w:p>
       <w:pPr>
